--- a/public/cv/software-engineer-cv-id.docx
+++ b/public/cv/software-engineer-cv-id.docx
@@ -570,7 +570,7 @@
           <w:sz w:val="19"/>
           <w:szCs w:val="19"/>
         </w:rPr>
-        <w:t xml:space="preserve">Koneksi Santri — SaaS ERP Multi-Tenant Pesantren</w:t>
+        <w:t xml:space="preserve">Koneksi Santri — Sistem Informasi &amp; Manajemen Terpadu Pesantren (ERP)</w:t>
       </w:r>
     </w:p>
     <w:p>
@@ -636,7 +636,7 @@
           <w:sz w:val="17"/>
           <w:szCs w:val="17"/>
         </w:rPr>
-        <w:t xml:space="preserve">Membangun platform SaaS multi-tenant yang menghubungkan administrasi santri, komunikasi wali, penagihan SPP digital, dan pembukuan buku besar konsolidasi multi-cabang (PostgreSQL RLS).</w:t>
+        <w:t xml:space="preserve">Membangun platform sistem manajemen pesantren yang menghubungkan administrasi santri, komunikasi wali, penagihan SPP digital, dan pembukuan buku besar konsolidasi multi-cabang.</w:t>
       </w:r>
     </w:p>
     <w:p>

--- a/public/cv/software-engineer-cv-id.docx
+++ b/public/cv/software-engineer-cv-id.docx
@@ -769,7 +769,7 @@
           <w:sz w:val="19"/>
           <w:szCs w:val="19"/>
         </w:rPr>
-        <w:t xml:space="preserve">Sarjana Hukum (S.H.) — Hukum Islam</w:t>
+        <w:t xml:space="preserve">Sarjana Hukum (S.H.) — Hukum Ekonomi Syariah</w:t>
       </w:r>
       <w:r>
         <w:rPr>

--- a/public/cv/software-engineer-cv-id.docx
+++ b/public/cv/software-engineer-cv-id.docx
@@ -89,7 +89,14 @@
           <w:sz w:val="17"/>
           <w:szCs w:val="17"/>
         </w:rPr>
-        <w:t xml:space="preserve">github.com/ayebe51</w:t>
+        <w:t xml:space="preserve">github.com/ayebe51  •  </w:t>
+      </w:r>
+      <w:r>
+        <w:rPr>
+          <w:sz w:val="17"/>
+          <w:szCs w:val="17"/>
+        </w:rPr>
+        <w:t xml:space="preserve">portfolio-seven-theta-bovx80a70x.vercel.app</w:t>
       </w:r>
     </w:p>
     <w:p>

--- a/public/cv/software-engineer-cv-id.docx
+++ b/public/cv/software-engineer-cv-id.docx
@@ -524,7 +524,7 @@
           <w:sz w:val="16"/>
           <w:szCs w:val="16"/>
         </w:rPr>
-        <w:t xml:space="preserve">Demo Langsung: sim-maarif-fullstack.vercel.app  |  Repositori: github.com/ayebe51/simmaci</w:t>
+        <w:t xml:space="preserve">Repositori: github.com/ayebe51/simmaci</w:t>
       </w:r>
     </w:p>
     <w:p>
@@ -605,7 +605,23 @@
           <w:sz w:val="16"/>
           <w:szCs w:val="16"/>
         </w:rPr>
-        <w:t xml:space="preserve">Demo Langsung: admin.koneksisantri.tech  |  Repositori: github.com/ayebe51/koneksi-santri</w:t>
+        <w:t xml:space="preserve">Demo Langsung: admin.koneksisantri.tech</w:t>
+      </w:r>
+      <w:r>
+        <w:rPr>
+          <w:color w:val="718096"/>
+          <w:sz w:val="16"/>
+          <w:szCs w:val="16"/>
+        </w:rPr>
+        <w:t xml:space="preserve">  |  </w:t>
+      </w:r>
+      <w:r>
+        <w:rPr>
+          <w:color w:val="2B6CB0"/>
+          <w:sz w:val="16"/>
+          <w:szCs w:val="16"/>
+        </w:rPr>
+        <w:t xml:space="preserve">Repositori: github.com/ayebe51/koneksi-santri</w:t>
       </w:r>
     </w:p>
     <w:p>
@@ -705,7 +721,23 @@
           <w:sz w:val="16"/>
           <w:szCs w:val="16"/>
         </w:rPr>
-        <w:t xml:space="preserve">Demo Langsung: inventory-pos-hazel.vercel.app  |  Repositori: github.com/ayebe51/inventory-pos</w:t>
+        <w:t xml:space="preserve">Demo Langsung: inventory-pos-hazel.vercel.app</w:t>
+      </w:r>
+      <w:r>
+        <w:rPr>
+          <w:color w:val="718096"/>
+          <w:sz w:val="16"/>
+          <w:szCs w:val="16"/>
+        </w:rPr>
+        <w:t xml:space="preserve">  |  </w:t>
+      </w:r>
+      <w:r>
+        <w:rPr>
+          <w:color w:val="2B6CB0"/>
+          <w:sz w:val="16"/>
+          <w:szCs w:val="16"/>
+        </w:rPr>
+        <w:t xml:space="preserve">Repositori: github.com/ayebe51/inventory-pos</w:t>
       </w:r>
     </w:p>
     <w:p>

--- a/public/cv/software-engineer-cv-id.docx
+++ b/public/cv/software-engineer-cv-id.docx
@@ -168,7 +168,7 @@
           <w:sz w:val="17"/>
           <w:szCs w:val="17"/>
         </w:rPr>
-        <w:t xml:space="preserve">TypeScript, JavaScript, PHP 8+, SQL, HTML5, CSS3</w:t>
+        <w:t xml:space="preserve">TypeScript, JavaScript, Dart, PHP 8+, SQL, HTML5, CSS3</w:t>
       </w:r>
     </w:p>
     <w:p>
@@ -191,7 +191,7 @@
           <w:sz w:val="17"/>
           <w:szCs w:val="17"/>
         </w:rPr>
-        <w:t xml:space="preserve">React 18/19, Next.js (App Router), Tailwind CSS, Blade, Zustand, Framer Motion, Shadcn UI</w:t>
+        <w:t xml:space="preserve">React 18/19, Next.js (App Router), Flutter, Tailwind CSS, Blade, Zustand, Framer Motion, Shadcn UI</w:t>
       </w:r>
     </w:p>
     <w:p>
@@ -577,7 +577,7 @@
           <w:sz w:val="19"/>
           <w:szCs w:val="19"/>
         </w:rPr>
-        <w:t xml:space="preserve">Koneksi Santri — Sistem Informasi &amp; Manajemen Terpadu Pesantren (ERP)</w:t>
+        <w:t xml:space="preserve">Koneksi Santri — Sistem Informasi Manajemen Pesantren &amp; Mobile App</w:t>
       </w:r>
     </w:p>
     <w:p>
@@ -592,7 +592,7 @@
           <w:sz w:val="16"/>
           <w:szCs w:val="16"/>
         </w:rPr>
-        <w:t xml:space="preserve">Tech Stack: Next.js 14, TypeScript, NestJS, PostgreSQL, Prisma ORM, Closed-Loop Wallet, Docker</w:t>
+        <w:t xml:space="preserve">Tech Stack: Next.js 14, Flutter (Dart), NestJS, TypeScript, PostgreSQL, Prisma ORM, Docker</w:t>
       </w:r>
     </w:p>
     <w:p>
@@ -640,7 +640,7 @@
           <w:sz w:val="17"/>
           <w:szCs w:val="17"/>
         </w:rPr>
-        <w:t xml:space="preserve">Merancang sistem dompet digital tertutup (closed-loop wallet) untuk transaksi non-tunai di kantin dan koperasi kampus dengan pembatasan limit belanja harian oleh wali santri.</w:t>
+        <w:t xml:space="preserve">Mengembangkan aplikasi mobile Flutter untuk wali santri (Portal Wali Santri) guna memantau saldo dompet digital santri, mengatur limit belanja harian kantin, dan menerima notifikasi izin keluar kampus.</w:t>
       </w:r>
     </w:p>
     <w:p>
@@ -659,7 +659,7 @@
           <w:sz w:val="17"/>
           <w:szCs w:val="17"/>
         </w:rPr>
-        <w:t xml:space="preserve">Membangun platform sistem manajemen pesantren yang menghubungkan administrasi santri, komunikasi wali, penagihan SPP digital, dan pembukuan buku besar konsolidasi multi-cabang.</w:t>
+        <w:t xml:space="preserve">Membangun platform sistem manajemen pesantren yang menghubungkan administrasi santri, izin penjemputan via Smart Gate QR, penagihan SPP digital, dan pembukuan buku besar konsolidasi multi-cabang.</w:t>
       </w:r>
     </w:p>
     <w:p>
@@ -678,7 +678,7 @@
           <w:sz w:val="17"/>
           <w:szCs w:val="17"/>
         </w:rPr>
-        <w:t xml:space="preserve">Mengembangkan sistem pos jaga Smart Gate QR dengan notifikasi webhook WhatsApp otomatis saat santri dijemput oleh wali terverifikasi.</w:t>
+        <w:t xml:space="preserve">Merancang sistem dompet digital tertutup (closed-loop wallet) dengan pencatatan saldo instan, verifikasi transaksi bebas fraud, dan integrasi notifikasi WhatsApp otomatis.</w:t>
       </w:r>
     </w:p>
     <w:p>

--- a/public/cv/software-engineer-cv-id.docx
+++ b/public/cv/software-engineer-cv-id.docx
@@ -283,7 +283,7 @@
           <w:sz w:val="17"/>
           <w:szCs w:val="17"/>
         </w:rPr>
-        <w:t xml:space="preserve">Domain-Driven Design (DDD), Segregation of Duties (Maker-Checker), Closed-Loop Wallets, State Machines, Pengujian Otomatis (PHPUnit, Pest, Jest), DevSecOps</w:t>
+        <w:t xml:space="preserve">Spec-Driven Development (SDD), Domain-Driven Design (DDD), Segregation of Duties (Maker-Checker), Closed-Loop Wallets, State Machines, Pengujian Otomatis (PHPUnit, Pest, Jest), DevSecOps</w:t>
       </w:r>
     </w:p>
     <w:p>
@@ -832,6 +832,71 @@
           <w:szCs w:val="17"/>
         </w:rPr>
         <w:t xml:space="preserve">STAI At-Tahdzib Jombang • Jombang, Jawa Timur, Indonesia</w:t>
+      </w:r>
+    </w:p>
+    <w:p>
+      <w:pPr>
+        <w:pBdr>
+          <w:bottom w:val="single" w:color="CBD5E0" w:sz="6" w:space="3"/>
+        </w:pBdr>
+        <w:spacing w:after="70" w:before="130"/>
+      </w:pPr>
+      <w:r>
+        <w:rPr>
+          <w:b/>
+          <w:bCs/>
+          <w:color w:val="1A202C"/>
+          <w:sz w:val="20"/>
+          <w:szCs w:val="20"/>
+        </w:rPr>
+        <w:t xml:space="preserve">SERTIFIKASI &amp; KREDENSIAL</w:t>
+      </w:r>
+    </w:p>
+    <w:p>
+      <w:pPr>
+        <w:spacing w:after="15" w:before="70"/>
+      </w:pPr>
+      <w:r>
+        <w:rPr>
+          <w:b/>
+          <w:bCs/>
+          <w:color w:val="1A202C"/>
+          <w:sz w:val="19"/>
+          <w:szCs w:val="19"/>
+        </w:rPr>
+        <w:t xml:space="preserve">Spec-Driven Development dengan Kiro</w:t>
+      </w:r>
+      <w:r>
+        <w:rPr>
+          <w:color w:val="4A5568"/>
+          <w:sz w:val="17"/>
+          <w:szCs w:val="17"/>
+        </w:rPr>
+        <w:t xml:space="preserve">	April 2026 – April 2029</w:t>
+      </w:r>
+    </w:p>
+    <w:p>
+      <w:pPr>
+        <w:spacing w:after="35"/>
+      </w:pPr>
+      <w:r>
+        <w:rPr>
+          <w:i/>
+          <w:iCs/>
+          <w:color w:val="4A5568"/>
+          <w:sz w:val="17"/>
+          <w:szCs w:val="17"/>
+        </w:rPr>
+        <w:t xml:space="preserve">Dicoding Indonesia (Dicoding Academy) • ID Kredensial: EYX4Q03J6PDL</w:t>
+      </w:r>
+      <w:r>
+        <w:rPr>
+          <w:color w:val="2B6CB0"/>
+          <w:sz w:val="16"/>
+          <w:szCs w:val="16"/>
+          <w:u w:val="single"/>
+        </w:rPr>
+        <w:t xml:space="preserve"> • https://www.dicoding.com/certificates/EYX4Q03J6PDL</w:t>
       </w:r>
     </w:p>
     <w:sectPr>

--- a/public/cv/software-engineer-cv-id.docx
+++ b/public/cv/software-engineer-cv-id.docx
@@ -316,15 +316,15 @@
           <w:sz w:val="19"/>
           <w:szCs w:val="19"/>
         </w:rPr>
-        <w:t xml:space="preserve">Staff IT &amp; Sistem Informasi </w:t>
-      </w:r>
-      <w:r>
-        <w:rPr>
-          <w:color w:val="4A5568"/>
-          <w:sz w:val="17"/>
-          <w:szCs w:val="17"/>
-        </w:rPr>
-        <w:t xml:space="preserve">(Lead Full-Stack Systems Engineer &amp; Product Owner)</w:t>
+        <w:t xml:space="preserve">Full-Stack Software Engineer </w:t>
+      </w:r>
+      <w:r>
+        <w:rPr>
+          <w:color w:val="4A5568"/>
+          <w:sz w:val="17"/>
+          <w:szCs w:val="17"/>
+        </w:rPr>
+        <w:t xml:space="preserve">(Lead Systems Architect &amp; Product Lead)</w:t>
       </w:r>
       <w:r>
         <w:rPr>
